--- a/Exercice algorithme récursif.docx
+++ b/Exercice algorithme récursif.docx
@@ -803,27 +803,7 @@
           <w:bdr w:val="none" w:sz="0" w:space="0" w:color="auto" w:frame="1"/>
           <w:lang w:eastAsia="fr-FR"/>
         </w:rPr>
-        <w:t>3) -&gt; 3</w:t>
-      </w:r>
-      <w:r>
-        <w:rPr>
-          <w:rFonts w:eastAsia="Times New Roman" w:cstheme="minorHAnsi"/>
-          <w:sz w:val="24"/>
-          <w:szCs w:val="24"/>
-          <w:bdr w:val="none" w:sz="0" w:space="0" w:color="auto" w:frame="1"/>
-          <w:lang w:eastAsia="fr-FR"/>
-        </w:rPr>
-        <w:t>=!0</w:t>
-      </w:r>
-      <w:r>
-        <w:rPr>
-          <w:rFonts w:eastAsia="Times New Roman" w:cstheme="minorHAnsi"/>
-          <w:sz w:val="24"/>
-          <w:szCs w:val="24"/>
-          <w:bdr w:val="none" w:sz="0" w:space="0" w:color="auto" w:frame="1"/>
-          <w:lang w:eastAsia="fr-FR"/>
-        </w:rPr>
-        <w:t xml:space="preserve"> donc en attente de 3 + somme(3-1=2)</w:t>
+        <w:t>3) -&gt; 3=!0 donc en attente de 3 + somme(3-1=2)</w:t>
       </w:r>
     </w:p>
     <w:p>
@@ -878,27 +858,7 @@
           <w:bdr w:val="none" w:sz="0" w:space="0" w:color="auto" w:frame="1"/>
           <w:lang w:eastAsia="fr-FR"/>
         </w:rPr>
-        <w:t>2) -&gt; 2</w:t>
-      </w:r>
-      <w:r>
-        <w:rPr>
-          <w:rFonts w:eastAsia="Times New Roman" w:cstheme="minorHAnsi"/>
-          <w:sz w:val="24"/>
-          <w:szCs w:val="24"/>
-          <w:bdr w:val="none" w:sz="0" w:space="0" w:color="auto" w:frame="1"/>
-          <w:lang w:eastAsia="fr-FR"/>
-        </w:rPr>
-        <w:t>=!0</w:t>
-      </w:r>
-      <w:r>
-        <w:rPr>
-          <w:rFonts w:eastAsia="Times New Roman" w:cstheme="minorHAnsi"/>
-          <w:sz w:val="24"/>
-          <w:szCs w:val="24"/>
-          <w:bdr w:val="none" w:sz="0" w:space="0" w:color="auto" w:frame="1"/>
-          <w:lang w:eastAsia="fr-FR"/>
-        </w:rPr>
-        <w:t xml:space="preserve"> donc en attente de 2 + somme(2-1=1)</w:t>
+        <w:t>2) -&gt; 2=!0 donc en attente de 2 + somme(2-1=1)</w:t>
       </w:r>
     </w:p>
     <w:p>
@@ -963,27 +923,7 @@
           <w:bdr w:val="none" w:sz="0" w:space="0" w:color="auto" w:frame="1"/>
           <w:lang w:eastAsia="fr-FR"/>
         </w:rPr>
-        <w:t>1) -&gt; 1</w:t>
-      </w:r>
-      <w:r>
-        <w:rPr>
-          <w:rFonts w:eastAsia="Times New Roman" w:cstheme="minorHAnsi"/>
-          <w:sz w:val="24"/>
-          <w:szCs w:val="24"/>
-          <w:bdr w:val="none" w:sz="0" w:space="0" w:color="auto" w:frame="1"/>
-          <w:lang w:eastAsia="fr-FR"/>
-        </w:rPr>
-        <w:t>=!0</w:t>
-      </w:r>
-      <w:r>
-        <w:rPr>
-          <w:rFonts w:eastAsia="Times New Roman" w:cstheme="minorHAnsi"/>
-          <w:sz w:val="24"/>
-          <w:szCs w:val="24"/>
-          <w:bdr w:val="none" w:sz="0" w:space="0" w:color="auto" w:frame="1"/>
-          <w:lang w:eastAsia="fr-FR"/>
-        </w:rPr>
-        <w:t xml:space="preserve"> donc en attente de 1 + somme(1-1=0)</w:t>
+        <w:t>1) -&gt; 1=!0 donc en attente de 1 + somme(1-1=0)</w:t>
       </w:r>
     </w:p>
     <w:p>
@@ -2022,474 +1962,445 @@
         <w:tab/>
         <w:t>SINON</w:t>
       </w:r>
-    </w:p>
-    <w:p>
-      <w:pPr>
-        <w:spacing w:after="0" w:line="240" w:lineRule="auto"/>
-        <w:textAlignment w:val="baseline"/>
-        <w:rPr>
-          <w:rFonts w:eastAsia="Times New Roman" w:cstheme="minorHAnsi"/>
-          <w:sz w:val="24"/>
-          <w:szCs w:val="24"/>
-          <w:bdr w:val="none" w:sz="0" w:space="0" w:color="auto" w:frame="1"/>
-          <w:lang w:eastAsia="fr-FR"/>
-        </w:rPr>
-      </w:pPr>
-      <w:r>
-        <w:rPr>
-          <w:rFonts w:eastAsia="Times New Roman" w:cstheme="minorHAnsi"/>
-          <w:sz w:val="24"/>
-          <w:szCs w:val="24"/>
-          <w:bdr w:val="none" w:sz="0" w:space="0" w:color="auto" w:frame="1"/>
-          <w:lang w:eastAsia="fr-FR"/>
-        </w:rPr>
-        <w:tab/>
-      </w:r>
-      <w:r>
-        <w:rPr>
-          <w:rFonts w:eastAsia="Times New Roman" w:cstheme="minorHAnsi"/>
-          <w:sz w:val="24"/>
-          <w:szCs w:val="24"/>
-          <w:bdr w:val="none" w:sz="0" w:space="0" w:color="auto" w:frame="1"/>
-          <w:lang w:eastAsia="fr-FR"/>
-        </w:rPr>
-        <w:tab/>
-      </w:r>
-      <w:proofErr w:type="gramStart"/>
-      <w:r>
-        <w:rPr>
-          <w:rFonts w:eastAsia="Times New Roman" w:cstheme="minorHAnsi"/>
-          <w:sz w:val="24"/>
-          <w:szCs w:val="24"/>
-          <w:bdr w:val="none" w:sz="0" w:space="0" w:color="auto" w:frame="1"/>
-          <w:lang w:eastAsia="fr-FR"/>
-        </w:rPr>
-        <w:t>x</w:t>
-      </w:r>
-      <w:proofErr w:type="gramEnd"/>
-      <w:r>
-        <w:rPr>
-          <w:rFonts w:eastAsia="Times New Roman" w:cstheme="minorHAnsi"/>
-          <w:sz w:val="24"/>
-          <w:szCs w:val="24"/>
-          <w:bdr w:val="none" w:sz="0" w:space="0" w:color="auto" w:frame="1"/>
-          <w:lang w:eastAsia="fr-FR"/>
-        </w:rPr>
-        <w:t xml:space="preserve"> = x*(puissance(x,(n-1))</w:t>
-      </w:r>
-    </w:p>
-    <w:p>
-      <w:pPr>
-        <w:spacing w:after="0" w:line="240" w:lineRule="auto"/>
-        <w:textAlignment w:val="baseline"/>
-        <w:rPr>
-          <w:rFonts w:eastAsia="Times New Roman" w:cstheme="minorHAnsi"/>
-          <w:sz w:val="24"/>
-          <w:szCs w:val="24"/>
-          <w:bdr w:val="none" w:sz="0" w:space="0" w:color="auto" w:frame="1"/>
-          <w:lang w:eastAsia="fr-FR"/>
-        </w:rPr>
-      </w:pPr>
-      <w:r>
-        <w:rPr>
-          <w:rFonts w:eastAsia="Times New Roman" w:cstheme="minorHAnsi"/>
-          <w:sz w:val="24"/>
-          <w:szCs w:val="24"/>
-          <w:bdr w:val="none" w:sz="0" w:space="0" w:color="auto" w:frame="1"/>
-          <w:lang w:eastAsia="fr-FR"/>
-        </w:rPr>
-        <w:tab/>
-      </w:r>
-      <w:r>
-        <w:rPr>
-          <w:rFonts w:eastAsia="Times New Roman" w:cstheme="minorHAnsi"/>
-          <w:sz w:val="24"/>
-          <w:szCs w:val="24"/>
-          <w:bdr w:val="none" w:sz="0" w:space="0" w:color="auto" w:frame="1"/>
-          <w:lang w:eastAsia="fr-FR"/>
-        </w:rPr>
-        <w:tab/>
-        <w:t>RETOUNRER x</w:t>
-      </w:r>
-    </w:p>
-    <w:p>
-      <w:pPr>
-        <w:spacing w:after="0" w:line="240" w:lineRule="auto"/>
-        <w:textAlignment w:val="baseline"/>
-        <w:rPr>
-          <w:rFonts w:eastAsia="Times New Roman" w:cstheme="minorHAnsi"/>
-          <w:sz w:val="24"/>
-          <w:szCs w:val="24"/>
-          <w:bdr w:val="none" w:sz="0" w:space="0" w:color="auto" w:frame="1"/>
-          <w:lang w:eastAsia="fr-FR"/>
-        </w:rPr>
-      </w:pPr>
-      <w:r>
-        <w:rPr>
-          <w:rFonts w:eastAsia="Times New Roman" w:cstheme="minorHAnsi"/>
-          <w:sz w:val="24"/>
-          <w:szCs w:val="24"/>
-          <w:bdr w:val="none" w:sz="0" w:space="0" w:color="auto" w:frame="1"/>
-          <w:lang w:eastAsia="fr-FR"/>
-        </w:rPr>
-        <w:t>FIN</w:t>
-      </w:r>
-    </w:p>
-    <w:p>
-      <w:pPr>
-        <w:spacing w:after="0" w:line="240" w:lineRule="auto"/>
-        <w:textAlignment w:val="baseline"/>
-        <w:rPr>
-          <w:rFonts w:eastAsia="Times New Roman" w:cstheme="minorHAnsi"/>
-          <w:sz w:val="24"/>
-          <w:szCs w:val="24"/>
-          <w:bdr w:val="none" w:sz="0" w:space="0" w:color="auto" w:frame="1"/>
-          <w:lang w:eastAsia="fr-FR"/>
-        </w:rPr>
-      </w:pPr>
-    </w:p>
-    <w:p>
-      <w:pPr>
-        <w:spacing w:after="0" w:line="240" w:lineRule="auto"/>
-        <w:textAlignment w:val="baseline"/>
-        <w:rPr>
-          <w:rFonts w:eastAsia="Times New Roman" w:cstheme="minorHAnsi"/>
-          <w:sz w:val="24"/>
-          <w:szCs w:val="24"/>
-          <w:bdr w:val="none" w:sz="0" w:space="0" w:color="auto" w:frame="1"/>
-          <w:lang w:eastAsia="fr-FR"/>
-        </w:rPr>
-      </w:pPr>
-      <w:r>
-        <w:rPr>
-          <w:rFonts w:eastAsia="Times New Roman" w:cstheme="minorHAnsi"/>
-          <w:sz w:val="24"/>
-          <w:szCs w:val="24"/>
-          <w:bdr w:val="none" w:sz="0" w:space="0" w:color="auto" w:frame="1"/>
-          <w:lang w:eastAsia="fr-FR"/>
-        </w:rPr>
-        <w:t>Traçage</w:t>
-      </w:r>
-    </w:p>
-    <w:p>
-      <w:pPr>
-        <w:spacing w:after="0" w:line="240" w:lineRule="auto"/>
-        <w:textAlignment w:val="baseline"/>
-        <w:rPr>
-          <w:rFonts w:eastAsia="Times New Roman" w:cstheme="minorHAnsi"/>
-          <w:color w:val="FF0000"/>
-          <w:sz w:val="24"/>
-          <w:szCs w:val="24"/>
-          <w:bdr w:val="none" w:sz="0" w:space="0" w:color="auto" w:frame="1"/>
-          <w:lang w:eastAsia="fr-FR"/>
-        </w:rPr>
-      </w:pPr>
-      <w:proofErr w:type="gramStart"/>
-      <w:r>
-        <w:rPr>
-          <w:rFonts w:eastAsia="Times New Roman" w:cstheme="minorHAnsi"/>
-          <w:sz w:val="24"/>
-          <w:szCs w:val="24"/>
-          <w:bdr w:val="none" w:sz="0" w:space="0" w:color="auto" w:frame="1"/>
-          <w:lang w:eastAsia="fr-FR"/>
-        </w:rPr>
-        <w:t>puissance(</w:t>
-      </w:r>
-      <w:proofErr w:type="gramEnd"/>
-      <w:r>
-        <w:rPr>
-          <w:rFonts w:eastAsia="Times New Roman" w:cstheme="minorHAnsi"/>
-          <w:sz w:val="24"/>
-          <w:szCs w:val="24"/>
-          <w:bdr w:val="none" w:sz="0" w:space="0" w:color="auto" w:frame="1"/>
-          <w:lang w:eastAsia="fr-FR"/>
-        </w:rPr>
-        <w:t>2,4) 4=!0 en attente de 2*puissance(2,4-1)</w:t>
-      </w:r>
-      <w:r>
-        <w:rPr>
-          <w:rFonts w:eastAsia="Times New Roman" w:cstheme="minorHAnsi"/>
-          <w:sz w:val="24"/>
-          <w:szCs w:val="24"/>
-          <w:bdr w:val="none" w:sz="0" w:space="0" w:color="auto" w:frame="1"/>
-          <w:lang w:eastAsia="fr-FR"/>
-        </w:rPr>
-        <w:t xml:space="preserve"> </w:t>
-      </w:r>
-      <w:r>
-        <w:rPr>
-          <w:rFonts w:eastAsia="Times New Roman" w:cstheme="minorHAnsi"/>
-          <w:color w:val="FF0000"/>
-          <w:sz w:val="24"/>
-          <w:szCs w:val="24"/>
-          <w:bdr w:val="none" w:sz="0" w:space="0" w:color="auto" w:frame="1"/>
-          <w:lang w:eastAsia="fr-FR"/>
-        </w:rPr>
-        <w:t>=2*8=16</w:t>
-      </w:r>
-    </w:p>
-    <w:p>
-      <w:pPr>
-        <w:spacing w:after="0" w:line="240" w:lineRule="auto"/>
-        <w:textAlignment w:val="baseline"/>
-        <w:rPr>
-          <w:rFonts w:eastAsia="Times New Roman" w:cstheme="minorHAnsi"/>
-          <w:color w:val="FF0000"/>
-          <w:sz w:val="24"/>
-          <w:szCs w:val="24"/>
-          <w:bdr w:val="none" w:sz="0" w:space="0" w:color="auto" w:frame="1"/>
-          <w:lang w:eastAsia="fr-FR"/>
-        </w:rPr>
-      </w:pPr>
-      <w:r>
-        <w:rPr>
-          <w:rFonts w:eastAsia="Times New Roman" w:cstheme="minorHAnsi"/>
-          <w:sz w:val="24"/>
-          <w:szCs w:val="24"/>
-          <w:bdr w:val="none" w:sz="0" w:space="0" w:color="auto" w:frame="1"/>
-          <w:lang w:eastAsia="fr-FR"/>
-        </w:rPr>
-        <w:tab/>
-      </w:r>
-      <w:proofErr w:type="gramStart"/>
-      <w:r>
-        <w:rPr>
-          <w:rFonts w:eastAsia="Times New Roman" w:cstheme="minorHAnsi"/>
-          <w:sz w:val="24"/>
-          <w:szCs w:val="24"/>
-          <w:bdr w:val="none" w:sz="0" w:space="0" w:color="auto" w:frame="1"/>
-          <w:lang w:eastAsia="fr-FR"/>
-        </w:rPr>
-        <w:t>puissance(</w:t>
-      </w:r>
-      <w:proofErr w:type="gramEnd"/>
-      <w:r>
-        <w:rPr>
-          <w:rFonts w:eastAsia="Times New Roman" w:cstheme="minorHAnsi"/>
-          <w:sz w:val="24"/>
-          <w:szCs w:val="24"/>
-          <w:bdr w:val="none" w:sz="0" w:space="0" w:color="auto" w:frame="1"/>
-          <w:lang w:eastAsia="fr-FR"/>
-        </w:rPr>
-        <w:t>2,3) 3= !0 en attente de 2*puissance(2,3-1)</w:t>
-      </w:r>
-      <w:r>
-        <w:rPr>
-          <w:rFonts w:eastAsia="Times New Roman" w:cstheme="minorHAnsi"/>
-          <w:sz w:val="24"/>
-          <w:szCs w:val="24"/>
-          <w:bdr w:val="none" w:sz="0" w:space="0" w:color="auto" w:frame="1"/>
-          <w:lang w:eastAsia="fr-FR"/>
-        </w:rPr>
-        <w:t xml:space="preserve"> </w:t>
-      </w:r>
-      <w:r>
-        <w:rPr>
-          <w:rFonts w:eastAsia="Times New Roman" w:cstheme="minorHAnsi"/>
-          <w:color w:val="FF0000"/>
-          <w:sz w:val="24"/>
-          <w:szCs w:val="24"/>
-          <w:bdr w:val="none" w:sz="0" w:space="0" w:color="auto" w:frame="1"/>
-          <w:lang w:eastAsia="fr-FR"/>
-        </w:rPr>
-        <w:t>= 2*4=8</w:t>
-      </w:r>
-    </w:p>
-    <w:p>
-      <w:pPr>
-        <w:spacing w:after="0" w:line="240" w:lineRule="auto"/>
-        <w:textAlignment w:val="baseline"/>
-        <w:rPr>
-          <w:rFonts w:eastAsia="Times New Roman" w:cstheme="minorHAnsi"/>
-          <w:color w:val="FF0000"/>
-          <w:sz w:val="24"/>
-          <w:szCs w:val="24"/>
-          <w:bdr w:val="none" w:sz="0" w:space="0" w:color="auto" w:frame="1"/>
-          <w:lang w:eastAsia="fr-FR"/>
-        </w:rPr>
-      </w:pPr>
-      <w:r>
-        <w:rPr>
-          <w:rFonts w:eastAsia="Times New Roman" w:cstheme="minorHAnsi"/>
-          <w:sz w:val="24"/>
-          <w:szCs w:val="24"/>
-          <w:bdr w:val="none" w:sz="0" w:space="0" w:color="auto" w:frame="1"/>
-          <w:lang w:eastAsia="fr-FR"/>
-        </w:rPr>
-        <w:tab/>
-      </w:r>
-      <w:r>
-        <w:rPr>
-          <w:rFonts w:eastAsia="Times New Roman" w:cstheme="minorHAnsi"/>
-          <w:sz w:val="24"/>
-          <w:szCs w:val="24"/>
-          <w:bdr w:val="none" w:sz="0" w:space="0" w:color="auto" w:frame="1"/>
-          <w:lang w:eastAsia="fr-FR"/>
-        </w:rPr>
-        <w:tab/>
-      </w:r>
-      <w:proofErr w:type="gramStart"/>
-      <w:r>
-        <w:rPr>
-          <w:rFonts w:eastAsia="Times New Roman" w:cstheme="minorHAnsi"/>
-          <w:sz w:val="24"/>
-          <w:szCs w:val="24"/>
-          <w:bdr w:val="none" w:sz="0" w:space="0" w:color="auto" w:frame="1"/>
-          <w:lang w:eastAsia="fr-FR"/>
-        </w:rPr>
-        <w:t>puissance(</w:t>
-      </w:r>
-      <w:proofErr w:type="gramEnd"/>
-      <w:r>
-        <w:rPr>
-          <w:rFonts w:eastAsia="Times New Roman" w:cstheme="minorHAnsi"/>
-          <w:sz w:val="24"/>
-          <w:szCs w:val="24"/>
-          <w:bdr w:val="none" w:sz="0" w:space="0" w:color="auto" w:frame="1"/>
-          <w:lang w:eastAsia="fr-FR"/>
-        </w:rPr>
-        <w:t>2,2) 2 = !0 en attente de 2*puissance(2,2-1)</w:t>
-      </w:r>
-      <w:r>
-        <w:rPr>
-          <w:rFonts w:eastAsia="Times New Roman" w:cstheme="minorHAnsi"/>
-          <w:color w:val="FF0000"/>
-          <w:sz w:val="24"/>
-          <w:szCs w:val="24"/>
-          <w:bdr w:val="none" w:sz="0" w:space="0" w:color="auto" w:frame="1"/>
-          <w:lang w:eastAsia="fr-FR"/>
-        </w:rPr>
-        <w:t xml:space="preserve"> = 2*2=4</w:t>
-      </w:r>
-    </w:p>
-    <w:p>
-      <w:pPr>
-        <w:spacing w:after="0" w:line="240" w:lineRule="auto"/>
-        <w:textAlignment w:val="baseline"/>
-        <w:rPr>
-          <w:rFonts w:eastAsia="Times New Roman" w:cstheme="minorHAnsi"/>
-          <w:color w:val="FF0000"/>
-          <w:sz w:val="24"/>
-          <w:szCs w:val="24"/>
-          <w:bdr w:val="none" w:sz="0" w:space="0" w:color="auto" w:frame="1"/>
-          <w:lang w:eastAsia="fr-FR"/>
-        </w:rPr>
-      </w:pPr>
-      <w:r>
-        <w:rPr>
-          <w:rFonts w:eastAsia="Times New Roman" w:cstheme="minorHAnsi"/>
-          <w:sz w:val="24"/>
-          <w:szCs w:val="24"/>
-          <w:bdr w:val="none" w:sz="0" w:space="0" w:color="auto" w:frame="1"/>
-          <w:lang w:eastAsia="fr-FR"/>
-        </w:rPr>
-        <w:tab/>
-      </w:r>
-      <w:r>
-        <w:rPr>
-          <w:rFonts w:eastAsia="Times New Roman" w:cstheme="minorHAnsi"/>
-          <w:sz w:val="24"/>
-          <w:szCs w:val="24"/>
-          <w:bdr w:val="none" w:sz="0" w:space="0" w:color="auto" w:frame="1"/>
-          <w:lang w:eastAsia="fr-FR"/>
-        </w:rPr>
-        <w:tab/>
-      </w:r>
-      <w:r>
-        <w:rPr>
-          <w:rFonts w:eastAsia="Times New Roman" w:cstheme="minorHAnsi"/>
-          <w:sz w:val="24"/>
-          <w:szCs w:val="24"/>
-          <w:bdr w:val="none" w:sz="0" w:space="0" w:color="auto" w:frame="1"/>
-          <w:lang w:eastAsia="fr-FR"/>
-        </w:rPr>
-        <w:tab/>
-      </w:r>
-      <w:proofErr w:type="gramStart"/>
-      <w:r>
-        <w:rPr>
-          <w:rFonts w:eastAsia="Times New Roman" w:cstheme="minorHAnsi"/>
-          <w:sz w:val="24"/>
-          <w:szCs w:val="24"/>
-          <w:bdr w:val="none" w:sz="0" w:space="0" w:color="auto" w:frame="1"/>
-          <w:lang w:eastAsia="fr-FR"/>
-        </w:rPr>
-        <w:t>puissance(</w:t>
-      </w:r>
-      <w:proofErr w:type="gramEnd"/>
-      <w:r>
-        <w:rPr>
-          <w:rFonts w:eastAsia="Times New Roman" w:cstheme="minorHAnsi"/>
-          <w:sz w:val="24"/>
-          <w:szCs w:val="24"/>
-          <w:bdr w:val="none" w:sz="0" w:space="0" w:color="auto" w:frame="1"/>
-          <w:lang w:eastAsia="fr-FR"/>
-        </w:rPr>
-        <w:t>2,1) 1= !0 en attente de 2*puissance(2,1-1)</w:t>
-      </w:r>
-      <w:r>
-        <w:rPr>
-          <w:rFonts w:eastAsia="Times New Roman" w:cstheme="minorHAnsi"/>
-          <w:color w:val="FF0000"/>
-          <w:sz w:val="24"/>
-          <w:szCs w:val="24"/>
-          <w:bdr w:val="none" w:sz="0" w:space="0" w:color="auto" w:frame="1"/>
-          <w:lang w:eastAsia="fr-FR"/>
-        </w:rPr>
-        <w:t xml:space="preserve"> = 2*1=2</w:t>
-      </w:r>
-    </w:p>
-    <w:p>
-      <w:pPr>
-        <w:rPr>
-          <w:rFonts w:cstheme="minorHAnsi"/>
-        </w:rPr>
-      </w:pPr>
-      <w:r>
-        <w:rPr>
-          <w:rFonts w:cstheme="minorHAnsi"/>
-        </w:rPr>
-        <w:tab/>
-      </w:r>
-      <w:r>
-        <w:rPr>
-          <w:rFonts w:cstheme="minorHAnsi"/>
-        </w:rPr>
-        <w:tab/>
-      </w:r>
-      <w:r>
-        <w:rPr>
-          <w:rFonts w:cstheme="minorHAnsi"/>
-        </w:rPr>
-        <w:tab/>
-      </w:r>
-      <w:r>
-        <w:rPr>
-          <w:rFonts w:cstheme="minorHAnsi"/>
-        </w:rPr>
-        <w:tab/>
-      </w:r>
-      <w:proofErr w:type="gramStart"/>
-      <w:r>
-        <w:rPr>
-          <w:rFonts w:cstheme="minorHAnsi"/>
-        </w:rPr>
-        <w:t>puissance(</w:t>
-      </w:r>
-      <w:proofErr w:type="gramEnd"/>
-      <w:r>
-        <w:rPr>
-          <w:rFonts w:cstheme="minorHAnsi"/>
-        </w:rPr>
-        <w:t>2,0) 0=0</w:t>
-      </w:r>
       <w:bookmarkStart w:id="0" w:name="_GoBack"/>
       <w:bookmarkEnd w:id="0"/>
-      <w:r>
+    </w:p>
+    <w:p>
+      <w:pPr>
+        <w:spacing w:after="0" w:line="240" w:lineRule="auto"/>
+        <w:textAlignment w:val="baseline"/>
+        <w:rPr>
+          <w:rFonts w:eastAsia="Times New Roman" w:cstheme="minorHAnsi"/>
+          <w:sz w:val="24"/>
+          <w:szCs w:val="24"/>
+          <w:bdr w:val="none" w:sz="0" w:space="0" w:color="auto" w:frame="1"/>
+          <w:lang w:eastAsia="fr-FR"/>
+        </w:rPr>
+      </w:pPr>
+      <w:r>
+        <w:rPr>
+          <w:rFonts w:eastAsia="Times New Roman" w:cstheme="minorHAnsi"/>
+          <w:sz w:val="24"/>
+          <w:szCs w:val="24"/>
+          <w:bdr w:val="none" w:sz="0" w:space="0" w:color="auto" w:frame="1"/>
+          <w:lang w:eastAsia="fr-FR"/>
+        </w:rPr>
+        <w:tab/>
+      </w:r>
+      <w:r>
+        <w:rPr>
+          <w:rFonts w:eastAsia="Times New Roman" w:cstheme="minorHAnsi"/>
+          <w:sz w:val="24"/>
+          <w:szCs w:val="24"/>
+          <w:bdr w:val="none" w:sz="0" w:space="0" w:color="auto" w:frame="1"/>
+          <w:lang w:eastAsia="fr-FR"/>
+        </w:rPr>
+        <w:tab/>
+        <w:t xml:space="preserve">RETOUNRER </w:t>
+      </w:r>
+      <w:r>
+        <w:rPr>
+          <w:rFonts w:eastAsia="Times New Roman" w:cstheme="minorHAnsi"/>
+          <w:sz w:val="24"/>
+          <w:szCs w:val="24"/>
+          <w:bdr w:val="none" w:sz="0" w:space="0" w:color="auto" w:frame="1"/>
+          <w:lang w:eastAsia="fr-FR"/>
+        </w:rPr>
+        <w:t>x*(puissance(</w:t>
+      </w:r>
+      <w:proofErr w:type="gramStart"/>
+      <w:r>
+        <w:rPr>
+          <w:rFonts w:eastAsia="Times New Roman" w:cstheme="minorHAnsi"/>
+          <w:sz w:val="24"/>
+          <w:szCs w:val="24"/>
+          <w:bdr w:val="none" w:sz="0" w:space="0" w:color="auto" w:frame="1"/>
+          <w:lang w:eastAsia="fr-FR"/>
+        </w:rPr>
+        <w:t>x,(</w:t>
+      </w:r>
+      <w:proofErr w:type="gramEnd"/>
+      <w:r>
+        <w:rPr>
+          <w:rFonts w:eastAsia="Times New Roman" w:cstheme="minorHAnsi"/>
+          <w:sz w:val="24"/>
+          <w:szCs w:val="24"/>
+          <w:bdr w:val="none" w:sz="0" w:space="0" w:color="auto" w:frame="1"/>
+          <w:lang w:eastAsia="fr-FR"/>
+        </w:rPr>
+        <w:t>n-1))</w:t>
+      </w:r>
+    </w:p>
+    <w:p>
+      <w:pPr>
+        <w:spacing w:after="0" w:line="240" w:lineRule="auto"/>
+        <w:textAlignment w:val="baseline"/>
+        <w:rPr>
+          <w:rFonts w:eastAsia="Times New Roman" w:cstheme="minorHAnsi"/>
+          <w:sz w:val="24"/>
+          <w:szCs w:val="24"/>
+          <w:bdr w:val="none" w:sz="0" w:space="0" w:color="auto" w:frame="1"/>
+          <w:lang w:eastAsia="fr-FR"/>
+        </w:rPr>
+      </w:pPr>
+      <w:r>
+        <w:rPr>
+          <w:rFonts w:eastAsia="Times New Roman" w:cstheme="minorHAnsi"/>
+          <w:sz w:val="24"/>
+          <w:szCs w:val="24"/>
+          <w:bdr w:val="none" w:sz="0" w:space="0" w:color="auto" w:frame="1"/>
+          <w:lang w:eastAsia="fr-FR"/>
+        </w:rPr>
+        <w:t>FIN</w:t>
+      </w:r>
+    </w:p>
+    <w:p>
+      <w:pPr>
+        <w:spacing w:after="0" w:line="240" w:lineRule="auto"/>
+        <w:textAlignment w:val="baseline"/>
+        <w:rPr>
+          <w:rFonts w:eastAsia="Times New Roman" w:cstheme="minorHAnsi"/>
+          <w:sz w:val="24"/>
+          <w:szCs w:val="24"/>
+          <w:bdr w:val="none" w:sz="0" w:space="0" w:color="auto" w:frame="1"/>
+          <w:lang w:eastAsia="fr-FR"/>
+        </w:rPr>
+      </w:pPr>
+    </w:p>
+    <w:p>
+      <w:pPr>
+        <w:spacing w:after="0" w:line="240" w:lineRule="auto"/>
+        <w:textAlignment w:val="baseline"/>
+        <w:rPr>
+          <w:rFonts w:eastAsia="Times New Roman" w:cstheme="minorHAnsi"/>
+          <w:sz w:val="24"/>
+          <w:szCs w:val="24"/>
+          <w:bdr w:val="none" w:sz="0" w:space="0" w:color="auto" w:frame="1"/>
+          <w:lang w:eastAsia="fr-FR"/>
+        </w:rPr>
+      </w:pPr>
+      <w:r>
+        <w:rPr>
+          <w:rFonts w:eastAsia="Times New Roman" w:cstheme="minorHAnsi"/>
+          <w:sz w:val="24"/>
+          <w:szCs w:val="24"/>
+          <w:bdr w:val="none" w:sz="0" w:space="0" w:color="auto" w:frame="1"/>
+          <w:lang w:eastAsia="fr-FR"/>
+        </w:rPr>
+        <w:t>Traçage</w:t>
+      </w:r>
+    </w:p>
+    <w:p>
+      <w:pPr>
+        <w:spacing w:after="0" w:line="240" w:lineRule="auto"/>
+        <w:textAlignment w:val="baseline"/>
+        <w:rPr>
+          <w:rFonts w:eastAsia="Times New Roman" w:cstheme="minorHAnsi"/>
+          <w:color w:val="FF0000"/>
+          <w:sz w:val="24"/>
+          <w:szCs w:val="24"/>
+          <w:bdr w:val="none" w:sz="0" w:space="0" w:color="auto" w:frame="1"/>
+          <w:lang w:eastAsia="fr-FR"/>
+        </w:rPr>
+      </w:pPr>
+      <w:proofErr w:type="gramStart"/>
+      <w:r>
+        <w:rPr>
+          <w:rFonts w:eastAsia="Times New Roman" w:cstheme="minorHAnsi"/>
+          <w:sz w:val="24"/>
+          <w:szCs w:val="24"/>
+          <w:bdr w:val="none" w:sz="0" w:space="0" w:color="auto" w:frame="1"/>
+          <w:lang w:eastAsia="fr-FR"/>
+        </w:rPr>
+        <w:t>puissance(</w:t>
+      </w:r>
+      <w:proofErr w:type="gramEnd"/>
+      <w:r>
+        <w:rPr>
+          <w:rFonts w:eastAsia="Times New Roman" w:cstheme="minorHAnsi"/>
+          <w:sz w:val="24"/>
+          <w:szCs w:val="24"/>
+          <w:bdr w:val="none" w:sz="0" w:space="0" w:color="auto" w:frame="1"/>
+          <w:lang w:eastAsia="fr-FR"/>
+        </w:rPr>
+        <w:t>2,4) 4=!0 en attente de 2*puissance(2,4-1)</w:t>
+      </w:r>
+      <w:r>
+        <w:rPr>
+          <w:rFonts w:eastAsia="Times New Roman" w:cstheme="minorHAnsi"/>
+          <w:sz w:val="24"/>
+          <w:szCs w:val="24"/>
+          <w:bdr w:val="none" w:sz="0" w:space="0" w:color="auto" w:frame="1"/>
+          <w:lang w:eastAsia="fr-FR"/>
+        </w:rPr>
+        <w:t xml:space="preserve"> </w:t>
+      </w:r>
+      <w:r>
+        <w:rPr>
+          <w:rFonts w:eastAsia="Times New Roman" w:cstheme="minorHAnsi"/>
+          <w:color w:val="FF0000"/>
+          <w:sz w:val="24"/>
+          <w:szCs w:val="24"/>
+          <w:bdr w:val="none" w:sz="0" w:space="0" w:color="auto" w:frame="1"/>
+          <w:lang w:eastAsia="fr-FR"/>
+        </w:rPr>
+        <w:t>=2*8=16</w:t>
+      </w:r>
+    </w:p>
+    <w:p>
+      <w:pPr>
+        <w:spacing w:after="0" w:line="240" w:lineRule="auto"/>
+        <w:textAlignment w:val="baseline"/>
+        <w:rPr>
+          <w:rFonts w:eastAsia="Times New Roman" w:cstheme="minorHAnsi"/>
+          <w:color w:val="FF0000"/>
+          <w:sz w:val="24"/>
+          <w:szCs w:val="24"/>
+          <w:bdr w:val="none" w:sz="0" w:space="0" w:color="auto" w:frame="1"/>
+          <w:lang w:eastAsia="fr-FR"/>
+        </w:rPr>
+      </w:pPr>
+      <w:r>
+        <w:rPr>
+          <w:rFonts w:eastAsia="Times New Roman" w:cstheme="minorHAnsi"/>
+          <w:sz w:val="24"/>
+          <w:szCs w:val="24"/>
+          <w:bdr w:val="none" w:sz="0" w:space="0" w:color="auto" w:frame="1"/>
+          <w:lang w:eastAsia="fr-FR"/>
+        </w:rPr>
+        <w:tab/>
+      </w:r>
+      <w:proofErr w:type="gramStart"/>
+      <w:r>
+        <w:rPr>
+          <w:rFonts w:eastAsia="Times New Roman" w:cstheme="minorHAnsi"/>
+          <w:sz w:val="24"/>
+          <w:szCs w:val="24"/>
+          <w:bdr w:val="none" w:sz="0" w:space="0" w:color="auto" w:frame="1"/>
+          <w:lang w:eastAsia="fr-FR"/>
+        </w:rPr>
+        <w:t>puissance(</w:t>
+      </w:r>
+      <w:proofErr w:type="gramEnd"/>
+      <w:r>
+        <w:rPr>
+          <w:rFonts w:eastAsia="Times New Roman" w:cstheme="minorHAnsi"/>
+          <w:sz w:val="24"/>
+          <w:szCs w:val="24"/>
+          <w:bdr w:val="none" w:sz="0" w:space="0" w:color="auto" w:frame="1"/>
+          <w:lang w:eastAsia="fr-FR"/>
+        </w:rPr>
+        <w:t>2,3) 3= !0 en attente de 2*puissance(2,3-1)</w:t>
+      </w:r>
+      <w:r>
+        <w:rPr>
+          <w:rFonts w:eastAsia="Times New Roman" w:cstheme="minorHAnsi"/>
+          <w:sz w:val="24"/>
+          <w:szCs w:val="24"/>
+          <w:bdr w:val="none" w:sz="0" w:space="0" w:color="auto" w:frame="1"/>
+          <w:lang w:eastAsia="fr-FR"/>
+        </w:rPr>
+        <w:t xml:space="preserve"> </w:t>
+      </w:r>
+      <w:r>
+        <w:rPr>
+          <w:rFonts w:eastAsia="Times New Roman" w:cstheme="minorHAnsi"/>
+          <w:color w:val="FF0000"/>
+          <w:sz w:val="24"/>
+          <w:szCs w:val="24"/>
+          <w:bdr w:val="none" w:sz="0" w:space="0" w:color="auto" w:frame="1"/>
+          <w:lang w:eastAsia="fr-FR"/>
+        </w:rPr>
+        <w:t>= 2*4=8</w:t>
+      </w:r>
+    </w:p>
+    <w:p>
+      <w:pPr>
+        <w:spacing w:after="0" w:line="240" w:lineRule="auto"/>
+        <w:textAlignment w:val="baseline"/>
+        <w:rPr>
+          <w:rFonts w:eastAsia="Times New Roman" w:cstheme="minorHAnsi"/>
+          <w:color w:val="FF0000"/>
+          <w:sz w:val="24"/>
+          <w:szCs w:val="24"/>
+          <w:bdr w:val="none" w:sz="0" w:space="0" w:color="auto" w:frame="1"/>
+          <w:lang w:eastAsia="fr-FR"/>
+        </w:rPr>
+      </w:pPr>
+      <w:r>
+        <w:rPr>
+          <w:rFonts w:eastAsia="Times New Roman" w:cstheme="minorHAnsi"/>
+          <w:sz w:val="24"/>
+          <w:szCs w:val="24"/>
+          <w:bdr w:val="none" w:sz="0" w:space="0" w:color="auto" w:frame="1"/>
+          <w:lang w:eastAsia="fr-FR"/>
+        </w:rPr>
+        <w:tab/>
+      </w:r>
+      <w:r>
+        <w:rPr>
+          <w:rFonts w:eastAsia="Times New Roman" w:cstheme="minorHAnsi"/>
+          <w:sz w:val="24"/>
+          <w:szCs w:val="24"/>
+          <w:bdr w:val="none" w:sz="0" w:space="0" w:color="auto" w:frame="1"/>
+          <w:lang w:eastAsia="fr-FR"/>
+        </w:rPr>
+        <w:tab/>
+      </w:r>
+      <w:proofErr w:type="gramStart"/>
+      <w:r>
+        <w:rPr>
+          <w:rFonts w:eastAsia="Times New Roman" w:cstheme="minorHAnsi"/>
+          <w:sz w:val="24"/>
+          <w:szCs w:val="24"/>
+          <w:bdr w:val="none" w:sz="0" w:space="0" w:color="auto" w:frame="1"/>
+          <w:lang w:eastAsia="fr-FR"/>
+        </w:rPr>
+        <w:t>puissance(</w:t>
+      </w:r>
+      <w:proofErr w:type="gramEnd"/>
+      <w:r>
+        <w:rPr>
+          <w:rFonts w:eastAsia="Times New Roman" w:cstheme="minorHAnsi"/>
+          <w:sz w:val="24"/>
+          <w:szCs w:val="24"/>
+          <w:bdr w:val="none" w:sz="0" w:space="0" w:color="auto" w:frame="1"/>
+          <w:lang w:eastAsia="fr-FR"/>
+        </w:rPr>
+        <w:t>2,2) 2 = !0 en attente de 2*puissance(2,2-1)</w:t>
+      </w:r>
+      <w:r>
+        <w:rPr>
+          <w:rFonts w:eastAsia="Times New Roman" w:cstheme="minorHAnsi"/>
+          <w:color w:val="FF0000"/>
+          <w:sz w:val="24"/>
+          <w:szCs w:val="24"/>
+          <w:bdr w:val="none" w:sz="0" w:space="0" w:color="auto" w:frame="1"/>
+          <w:lang w:eastAsia="fr-FR"/>
+        </w:rPr>
+        <w:t xml:space="preserve"> = 2*2=4</w:t>
+      </w:r>
+    </w:p>
+    <w:p>
+      <w:pPr>
+        <w:spacing w:after="0" w:line="240" w:lineRule="auto"/>
+        <w:textAlignment w:val="baseline"/>
+        <w:rPr>
+          <w:rFonts w:eastAsia="Times New Roman" w:cstheme="minorHAnsi"/>
+          <w:color w:val="FF0000"/>
+          <w:sz w:val="24"/>
+          <w:szCs w:val="24"/>
+          <w:bdr w:val="none" w:sz="0" w:space="0" w:color="auto" w:frame="1"/>
+          <w:lang w:eastAsia="fr-FR"/>
+        </w:rPr>
+      </w:pPr>
+      <w:r>
+        <w:rPr>
+          <w:rFonts w:eastAsia="Times New Roman" w:cstheme="minorHAnsi"/>
+          <w:sz w:val="24"/>
+          <w:szCs w:val="24"/>
+          <w:bdr w:val="none" w:sz="0" w:space="0" w:color="auto" w:frame="1"/>
+          <w:lang w:eastAsia="fr-FR"/>
+        </w:rPr>
+        <w:tab/>
+      </w:r>
+      <w:r>
+        <w:rPr>
+          <w:rFonts w:eastAsia="Times New Roman" w:cstheme="minorHAnsi"/>
+          <w:sz w:val="24"/>
+          <w:szCs w:val="24"/>
+          <w:bdr w:val="none" w:sz="0" w:space="0" w:color="auto" w:frame="1"/>
+          <w:lang w:eastAsia="fr-FR"/>
+        </w:rPr>
+        <w:tab/>
+      </w:r>
+      <w:r>
+        <w:rPr>
+          <w:rFonts w:eastAsia="Times New Roman" w:cstheme="minorHAnsi"/>
+          <w:sz w:val="24"/>
+          <w:szCs w:val="24"/>
+          <w:bdr w:val="none" w:sz="0" w:space="0" w:color="auto" w:frame="1"/>
+          <w:lang w:eastAsia="fr-FR"/>
+        </w:rPr>
+        <w:tab/>
+      </w:r>
+      <w:proofErr w:type="gramStart"/>
+      <w:r>
+        <w:rPr>
+          <w:rFonts w:eastAsia="Times New Roman" w:cstheme="minorHAnsi"/>
+          <w:sz w:val="24"/>
+          <w:szCs w:val="24"/>
+          <w:bdr w:val="none" w:sz="0" w:space="0" w:color="auto" w:frame="1"/>
+          <w:lang w:eastAsia="fr-FR"/>
+        </w:rPr>
+        <w:t>puissance(</w:t>
+      </w:r>
+      <w:proofErr w:type="gramEnd"/>
+      <w:r>
+        <w:rPr>
+          <w:rFonts w:eastAsia="Times New Roman" w:cstheme="minorHAnsi"/>
+          <w:sz w:val="24"/>
+          <w:szCs w:val="24"/>
+          <w:bdr w:val="none" w:sz="0" w:space="0" w:color="auto" w:frame="1"/>
+          <w:lang w:eastAsia="fr-FR"/>
+        </w:rPr>
+        <w:t>2,1) 1= !0 en attente de 2*puissance(2,1-1)</w:t>
+      </w:r>
+      <w:r>
+        <w:rPr>
+          <w:rFonts w:eastAsia="Times New Roman" w:cstheme="minorHAnsi"/>
+          <w:color w:val="FF0000"/>
+          <w:sz w:val="24"/>
+          <w:szCs w:val="24"/>
+          <w:bdr w:val="none" w:sz="0" w:space="0" w:color="auto" w:frame="1"/>
+          <w:lang w:eastAsia="fr-FR"/>
+        </w:rPr>
+        <w:t xml:space="preserve"> = 2*1=2</w:t>
+      </w:r>
+    </w:p>
+    <w:p>
+      <w:pPr>
         <w:rPr>
           <w:rFonts w:cstheme="minorHAnsi"/>
         </w:rPr>
-        <w:t xml:space="preserve"> </w:t>
+      </w:pPr>
+      <w:r>
+        <w:rPr>
+          <w:rFonts w:cstheme="minorHAnsi"/>
+        </w:rPr>
+        <w:tab/>
+      </w:r>
+      <w:r>
+        <w:rPr>
+          <w:rFonts w:cstheme="minorHAnsi"/>
+        </w:rPr>
+        <w:tab/>
+      </w:r>
+      <w:r>
+        <w:rPr>
+          <w:rFonts w:cstheme="minorHAnsi"/>
+        </w:rPr>
+        <w:tab/>
+      </w:r>
+      <w:r>
+        <w:rPr>
+          <w:rFonts w:cstheme="minorHAnsi"/>
+        </w:rPr>
+        <w:tab/>
+      </w:r>
+      <w:proofErr w:type="gramStart"/>
+      <w:r>
+        <w:rPr>
+          <w:rFonts w:cstheme="minorHAnsi"/>
+        </w:rPr>
+        <w:t>puissance(</w:t>
+      </w:r>
+      <w:proofErr w:type="gramEnd"/>
+      <w:r>
+        <w:rPr>
+          <w:rFonts w:cstheme="minorHAnsi"/>
+        </w:rPr>
+        <w:t xml:space="preserve">2,0) 0=0 </w:t>
       </w:r>
       <w:r>
         <w:rPr>
